--- a/HiFive_ELS/Local Volatility Calibration 로직설명서.docx
+++ b/HiFive_ELS/Local Volatility Calibration 로직설명서.docx
@@ -1,19 +1,17 @@
 
 <file path=word/document.xml><?xml version="1.0" encoding="utf-8"?>
-<w:document xmlns:wpc="http://schemas.microsoft.com/office/word/2010/wordprocessingCanvas" xmlns:cx="http://schemas.microsoft.com/office/drawing/2014/chartex" xmlns:mc="http://schemas.openxmlformats.org/markup-compatibility/2006" xmlns:o="urn:schemas-microsoft-com:office:office" xmlns:r="http://schemas.openxmlformats.org/officeDocument/2006/relationships" xmlns:m="http://schemas.openxmlformats.org/officeDocument/2006/math" xmlns:v="urn:schemas-microsoft-com:vml" xmlns:wp14="http://schemas.microsoft.com/office/word/2010/wordprocessingDrawing" xmlns:wp="http://schemas.openxmlformats.org/drawingml/2006/wordprocessingDrawing" xmlns:w10="urn:schemas-microsoft-com:office:word" xmlns:w="http://schemas.openxmlformats.org/wordprocessingml/2006/main" xmlns:w14="http://schemas.microsoft.com/office/word/2010/wordml" xmlns:w15="http://schemas.microsoft.com/office/word/2012/wordml" xmlns:w16se="http://schemas.microsoft.com/office/word/2015/wordml/symex" xmlns:wpg="http://schemas.microsoft.com/office/word/2010/wordprocessingGroup" xmlns:wpi="http://schemas.microsoft.com/office/word/2010/wordprocessingInk" xmlns:wne="http://schemas.microsoft.com/office/word/2006/wordml" xmlns:wps="http://schemas.microsoft.com/office/word/2010/wordprocessingShape" mc:Ignorable="w14 w15 w16se wp14">
+<w:document xmlns:wpc="http://schemas.microsoft.com/office/word/2010/wordprocessingCanvas" xmlns:cx="http://schemas.microsoft.com/office/drawing/2014/chartex" xmlns:cx1="http://schemas.microsoft.com/office/drawing/2015/9/8/chartex" xmlns:cx2="http://schemas.microsoft.com/office/drawing/2015/10/21/chartex" xmlns:cx3="http://schemas.microsoft.com/office/drawing/2016/5/9/chartex" xmlns:cx4="http://schemas.microsoft.com/office/drawing/2016/5/10/chartex" xmlns:cx5="http://schemas.microsoft.com/office/drawing/2016/5/11/chartex" xmlns:cx6="http://schemas.microsoft.com/office/drawing/2016/5/12/chartex" xmlns:cx7="http://schemas.microsoft.com/office/drawing/2016/5/13/chartex" xmlns:cx8="http://schemas.microsoft.com/office/drawing/2016/5/14/chartex" xmlns:mc="http://schemas.openxmlformats.org/markup-compatibility/2006" xmlns:aink="http://schemas.microsoft.com/office/drawing/2016/ink" xmlns:am3d="http://schemas.microsoft.com/office/drawing/2017/model3d" xmlns:o="urn:schemas-microsoft-com:office:office" xmlns:oel="http://schemas.microsoft.com/office/2019/extlst" xmlns:r="http://schemas.openxmlformats.org/officeDocument/2006/relationships" xmlns:m="http://schemas.openxmlformats.org/officeDocument/2006/math" xmlns:v="urn:schemas-microsoft-com:vml" xmlns:wp14="http://schemas.microsoft.com/office/word/2010/wordprocessingDrawing" xmlns:wp="http://schemas.openxmlformats.org/drawingml/2006/wordprocessingDrawing" xmlns:w10="urn:schemas-microsoft-com:office:word" xmlns:w="http://schemas.openxmlformats.org/wordprocessingml/2006/main" xmlns:w14="http://schemas.microsoft.com/office/word/2010/wordml" xmlns:w15="http://schemas.microsoft.com/office/word/2012/wordml" xmlns:w16cex="http://schemas.microsoft.com/office/word/2018/wordml/cex" xmlns:w16cid="http://schemas.microsoft.com/office/word/2016/wordml/cid" xmlns:w16="http://schemas.microsoft.com/office/word/2018/wordml" xmlns:w16du="http://schemas.microsoft.com/office/word/2023/wordml/word16du" xmlns:w16sdtdh="http://schemas.microsoft.com/office/word/2020/wordml/sdtdatahash" xmlns:w16sdtfl="http://schemas.microsoft.com/office/word/2024/wordml/sdtformatlock" xmlns:w16se="http://schemas.microsoft.com/office/word/2015/wordml/symex" xmlns:wpg="http://schemas.microsoft.com/office/word/2010/wordprocessingGroup" xmlns:wpi="http://schemas.microsoft.com/office/word/2010/wordprocessingInk" xmlns:wne="http://schemas.microsoft.com/office/word/2006/wordml" xmlns:wps="http://schemas.microsoft.com/office/word/2010/wordprocessingShape" mc:Ignorable="w14 w15 w16se w16cid w16 w16cex w16sdtdh w16sdtfl w16du wp14">
   <w:body>
     <w:p>
       <w:r>
         <w:t xml:space="preserve">Local Volatility Calibration </w:t>
       </w:r>
-      <w:proofErr w:type="spellStart"/>
       <w:r>
         <w:rPr>
           <w:rFonts w:hint="eastAsia"/>
         </w:rPr>
         <w:t>로직설명서</w:t>
       </w:r>
-      <w:proofErr w:type="spellEnd"/>
     </w:p>
     <w:p/>
     <w:p>
@@ -37,22 +35,17 @@
       <w:r>
         <w:t xml:space="preserve"> </w:t>
       </w:r>
-      <w:proofErr w:type="spellStart"/>
       <w:r>
         <w:rPr>
           <w:rFonts w:hint="eastAsia"/>
         </w:rPr>
         <w:t>계산로직</w:t>
       </w:r>
-      <w:proofErr w:type="spellEnd"/>
     </w:p>
     <w:p>
       <w:pPr>
         <w:pStyle w:val="a3"/>
         <w:ind w:leftChars="0" w:left="760"/>
-        <w:rPr>
-          <w:rFonts w:hint="eastAsia"/>
-        </w:rPr>
       </w:pPr>
       <m:oMathPara>
         <m:oMath>
@@ -162,7 +155,19 @@
                 <w:rPr>
                   <w:rFonts w:ascii="Cambria Math" w:hAnsi="Cambria Math"/>
                 </w:rPr>
-                <m:t>+σT</m:t>
+                <m:t>+</m:t>
+              </m:r>
+              <m:r>
+                <w:rPr>
+                  <w:rFonts w:ascii="Cambria Math" w:hAnsi="Cambria Math"/>
+                </w:rPr>
+                <m:t>2</m:t>
+              </m:r>
+              <m:r>
+                <w:rPr>
+                  <w:rFonts w:ascii="Cambria Math" w:hAnsi="Cambria Math"/>
+                </w:rPr>
+                <m:t>σT</m:t>
               </m:r>
               <m:d>
                 <m:dPr>
@@ -373,16 +378,7 @@
                             <w:rPr>
                               <w:rFonts w:ascii="Cambria Math" w:hAnsi="Cambria Math"/>
                             </w:rPr>
-                            <m:t>Δ</m:t>
-                          </m:r>
-                          <m:r>
-                            <m:rPr>
-                              <m:sty m:val="p"/>
-                            </m:rPr>
-                            <w:rPr>
-                              <w:rFonts w:ascii="Cambria Math" w:hAnsi="Cambria Math"/>
-                            </w:rPr>
-                            <m:t>σ</m:t>
+                            <m:t>Δσ</m:t>
                           </m:r>
                         </m:num>
                         <m:den>
@@ -641,16 +637,7 @@
                                 <w:rPr>
                                   <w:rFonts w:ascii="Cambria Math" w:hAnsi="Cambria Math"/>
                                 </w:rPr>
-                                <m:t>Δ</m:t>
-                              </m:r>
-                              <m:r>
-                                <m:rPr>
-                                  <m:sty m:val="p"/>
-                                </m:rPr>
-                                <w:rPr>
-                                  <w:rFonts w:ascii="Cambria Math" w:hAnsi="Cambria Math"/>
-                                </w:rPr>
-                                <m:t>σ</m:t>
+                                <m:t>Δσ</m:t>
                               </m:r>
                               <m:ctrlPr>
                                 <w:rPr>
@@ -714,9 +701,6 @@
       <w:pPr>
         <w:pStyle w:val="a3"/>
         <w:ind w:leftChars="0" w:left="760"/>
-        <w:rPr>
-          <w:rFonts w:hint="eastAsia"/>
-        </w:rPr>
       </w:pPr>
     </w:p>
     <w:p>
@@ -1817,9 +1801,6 @@
       <w:pPr>
         <w:pStyle w:val="a3"/>
         <w:ind w:leftChars="0" w:left="760"/>
-        <w:rPr>
-          <w:rFonts w:hint="eastAsia"/>
-        </w:rPr>
       </w:pPr>
       <m:oMathPara>
         <m:oMath>
@@ -1971,11 +1952,6 @@
       </m:oMathPara>
     </w:p>
     <w:p>
-      <w:pPr>
-        <w:rPr>
-          <w:rFonts w:hint="eastAsia"/>
-        </w:rPr>
-      </w:pPr>
       <w:r>
         <w:tab/>
       </w:r>
@@ -2149,13 +2125,7 @@
                 <w:rPr>
                   <w:rFonts w:ascii="Cambria Math" w:hAnsi="Cambria Math"/>
                 </w:rPr>
-                <m:t>argmi</m:t>
-              </m:r>
-              <m:r>
-                <w:rPr>
-                  <w:rFonts w:ascii="Cambria Math" w:hAnsi="Cambria Math"/>
-                </w:rPr>
-                <m:t>n</m:t>
+                <m:t>argmin</m:t>
               </m:r>
             </m:e>
             <m:sub>
@@ -2418,6 +2388,9 @@
                 <m:t xml:space="preserve">1,  </m:t>
               </m:r>
               <m:r>
+                <w:rPr>
+                  <w:rFonts w:ascii="Cambria Math" w:hAnsi="Cambria Math"/>
+                </w:rPr>
                 <m:t>&amp;</m:t>
               </m:r>
               <m:r>
@@ -2433,13 +2406,7 @@
                 <w:rPr>
                   <w:rFonts w:ascii="Cambria Math" w:hAnsi="Cambria Math"/>
                 </w:rPr>
-                <m:t>v</m:t>
-              </m:r>
-              <m:r>
-                <w:rPr>
-                  <w:rFonts w:ascii="Cambria Math" w:hAnsi="Cambria Math"/>
-                </w:rPr>
-                <m:t>&gt;0</m:t>
+                <m:t>v&gt;0</m:t>
               </m:r>
             </m:e>
           </m:d>
@@ -2450,9 +2417,6 @@
       <w:pPr>
         <w:pStyle w:val="a3"/>
         <w:ind w:leftChars="0" w:left="760"/>
-        <w:rPr>
-          <w:rFonts w:hint="eastAsia"/>
-        </w:rPr>
       </w:pPr>
     </w:p>
     <w:p>
@@ -2471,30 +2435,8 @@
         <w:rPr>
           <w:rFonts w:hint="eastAsia"/>
         </w:rPr>
-        <w:t xml:space="preserve">을 위한 </w:t>
+        <w:t>을 위한 Levenberg-Marquardt 로직</w:t>
       </w:r>
-      <w:proofErr w:type="spellStart"/>
-      <w:r>
-        <w:rPr>
-          <w:rFonts w:hint="eastAsia"/>
-        </w:rPr>
-        <w:t>Levenberg</w:t>
-      </w:r>
-      <w:proofErr w:type="spellEnd"/>
-      <w:r>
-        <w:rPr>
-          <w:rFonts w:hint="eastAsia"/>
-        </w:rPr>
-        <w:t xml:space="preserve">-Marquardt </w:t>
-      </w:r>
-      <w:proofErr w:type="spellStart"/>
-      <w:r>
-        <w:rPr>
-          <w:rFonts w:hint="eastAsia"/>
-        </w:rPr>
-        <w:t>로직</w:t>
-      </w:r>
-      <w:proofErr w:type="spellEnd"/>
     </w:p>
     <w:p>
       <w:pPr>
@@ -2911,9 +2853,6 @@
       <w:pPr>
         <w:pStyle w:val="a3"/>
         <w:ind w:leftChars="0" w:left="3160" w:firstLine="40"/>
-        <w:rPr>
-          <w:rFonts w:hint="eastAsia"/>
-        </w:rPr>
       </w:pPr>
       <w:r>
         <w:rPr>
@@ -3409,19 +3348,11 @@
           </m:e>
         </m:d>
       </m:oMath>
-      <w:proofErr w:type="gramStart"/>
       <w:r>
         <w:rPr>
           <w:rFonts w:hint="eastAsia"/>
         </w:rPr>
-        <w:t xml:space="preserve"> ,</w:t>
-      </w:r>
-      <w:proofErr w:type="gramEnd"/>
-      <w:r>
-        <w:rPr>
-          <w:rFonts w:hint="eastAsia"/>
-        </w:rPr>
-        <w:t xml:space="preserve"> </w:t>
+        <w:t xml:space="preserve"> , </w:t>
       </w:r>
       <m:oMath>
         <m:r>
@@ -3607,24 +3538,13 @@
           <w:numId w:val="1"/>
         </w:numPr>
         <w:ind w:leftChars="0"/>
-        <w:rPr>
-          <w:rFonts w:hint="eastAsia"/>
-        </w:rPr>
       </w:pPr>
       <w:r>
         <w:rPr>
           <w:rFonts w:hint="eastAsia"/>
         </w:rPr>
-        <w:t xml:space="preserve">SABR </w:t>
+        <w:t>SABR LocalVol</w:t>
       </w:r>
-      <w:proofErr w:type="spellStart"/>
-      <w:r>
-        <w:rPr>
-          <w:rFonts w:hint="eastAsia"/>
-        </w:rPr>
-        <w:t>LocalVol</w:t>
-      </w:r>
-      <w:proofErr w:type="spellEnd"/>
     </w:p>
     <w:p>
       <w:pPr>
@@ -3634,15 +3554,10 @@
           <w:numId w:val="2"/>
         </w:numPr>
         <w:ind w:leftChars="0"/>
-        <w:rPr>
-          <w:rFonts w:hint="eastAsia"/>
-        </w:rPr>
       </w:pPr>
       <w:r>
         <w:t>2~4</w:t>
       </w:r>
-      <w:bookmarkStart w:id="0" w:name="_GoBack"/>
-      <w:bookmarkEnd w:id="0"/>
       <w:r>
         <w:rPr>
           <w:rFonts w:hint="eastAsia"/>
@@ -3679,7 +3594,7 @@
 </file>
 
 <file path=word/numbering.xml><?xml version="1.0" encoding="utf-8"?>
-<w:numbering xmlns:wpc="http://schemas.microsoft.com/office/word/2010/wordprocessingCanvas" xmlns:cx="http://schemas.microsoft.com/office/drawing/2014/chartex" xmlns:mc="http://schemas.openxmlformats.org/markup-compatibility/2006" xmlns:o="urn:schemas-microsoft-com:office:office" xmlns:r="http://schemas.openxmlformats.org/officeDocument/2006/relationships" xmlns:m="http://schemas.openxmlformats.org/officeDocument/2006/math" xmlns:v="urn:schemas-microsoft-com:vml" xmlns:wp14="http://schemas.microsoft.com/office/word/2010/wordprocessingDrawing" xmlns:wp="http://schemas.openxmlformats.org/drawingml/2006/wordprocessingDrawing" xmlns:w10="urn:schemas-microsoft-com:office:word" xmlns:w="http://schemas.openxmlformats.org/wordprocessingml/2006/main" xmlns:w14="http://schemas.microsoft.com/office/word/2010/wordml" xmlns:w15="http://schemas.microsoft.com/office/word/2012/wordml" xmlns:w16se="http://schemas.microsoft.com/office/word/2015/wordml/symex" xmlns:wpg="http://schemas.microsoft.com/office/word/2010/wordprocessingGroup" xmlns:wpi="http://schemas.microsoft.com/office/word/2010/wordprocessingInk" xmlns:wne="http://schemas.microsoft.com/office/word/2006/wordml" xmlns:wps="http://schemas.microsoft.com/office/word/2010/wordprocessingShape" mc:Ignorable="w14 w15 w16se wp14">
+<w:numbering xmlns:wpc="http://schemas.microsoft.com/office/word/2010/wordprocessingCanvas" xmlns:cx="http://schemas.microsoft.com/office/drawing/2014/chartex" xmlns:cx1="http://schemas.microsoft.com/office/drawing/2015/9/8/chartex" xmlns:cx2="http://schemas.microsoft.com/office/drawing/2015/10/21/chartex" xmlns:cx3="http://schemas.microsoft.com/office/drawing/2016/5/9/chartex" xmlns:cx4="http://schemas.microsoft.com/office/drawing/2016/5/10/chartex" xmlns:cx5="http://schemas.microsoft.com/office/drawing/2016/5/11/chartex" xmlns:cx6="http://schemas.microsoft.com/office/drawing/2016/5/12/chartex" xmlns:cx7="http://schemas.microsoft.com/office/drawing/2016/5/13/chartex" xmlns:cx8="http://schemas.microsoft.com/office/drawing/2016/5/14/chartex" xmlns:mc="http://schemas.openxmlformats.org/markup-compatibility/2006" xmlns:aink="http://schemas.microsoft.com/office/drawing/2016/ink" xmlns:am3d="http://schemas.microsoft.com/office/drawing/2017/model3d" xmlns:o="urn:schemas-microsoft-com:office:office" xmlns:oel="http://schemas.microsoft.com/office/2019/extlst" xmlns:r="http://schemas.openxmlformats.org/officeDocument/2006/relationships" xmlns:m="http://schemas.openxmlformats.org/officeDocument/2006/math" xmlns:v="urn:schemas-microsoft-com:vml" xmlns:wp14="http://schemas.microsoft.com/office/word/2010/wordprocessingDrawing" xmlns:wp="http://schemas.openxmlformats.org/drawingml/2006/wordprocessingDrawing" xmlns:w10="urn:schemas-microsoft-com:office:word" xmlns:w="http://schemas.openxmlformats.org/wordprocessingml/2006/main" xmlns:w14="http://schemas.microsoft.com/office/word/2010/wordml" xmlns:w15="http://schemas.microsoft.com/office/word/2012/wordml" xmlns:w16cex="http://schemas.microsoft.com/office/word/2018/wordml/cex" xmlns:w16cid="http://schemas.microsoft.com/office/word/2016/wordml/cid" xmlns:w16="http://schemas.microsoft.com/office/word/2018/wordml" xmlns:w16du="http://schemas.microsoft.com/office/word/2023/wordml/word16du" xmlns:w16sdtdh="http://schemas.microsoft.com/office/word/2020/wordml/sdtdatahash" xmlns:w16sdtfl="http://schemas.microsoft.com/office/word/2024/wordml/sdtformatlock" xmlns:w16se="http://schemas.microsoft.com/office/word/2015/wordml/symex" xmlns:wpg="http://schemas.microsoft.com/office/word/2010/wordprocessingGroup" xmlns:wpi="http://schemas.microsoft.com/office/word/2010/wordprocessingInk" xmlns:wne="http://schemas.microsoft.com/office/word/2006/wordml" xmlns:wps="http://schemas.microsoft.com/office/word/2010/wordprocessingShape" mc:Ignorable="w14 w15 w16se w16cid w16 w16cex w16sdtdh w16sdtfl w16du wp14">
   <w:abstractNum w:abstractNumId="0" w15:restartNumberingAfterBreak="0">
     <w:nsid w:val="308F2593"/>
     <w:multiLevelType w:val="hybridMultilevel"/>
@@ -3882,17 +3797,17 @@
       </w:rPr>
     </w:lvl>
   </w:abstractNum>
-  <w:num w:numId="1">
+  <w:num w:numId="1" w16cid:durableId="342368441">
     <w:abstractNumId w:val="0"/>
   </w:num>
-  <w:num w:numId="2">
+  <w:num w:numId="2" w16cid:durableId="248081852">
     <w:abstractNumId w:val="1"/>
   </w:num>
 </w:numbering>
 </file>
 
 <file path=word/styles.xml><?xml version="1.0" encoding="utf-8"?>
-<w:styles xmlns:mc="http://schemas.openxmlformats.org/markup-compatibility/2006" xmlns:r="http://schemas.openxmlformats.org/officeDocument/2006/relationships" xmlns:w="http://schemas.openxmlformats.org/wordprocessingml/2006/main" xmlns:w14="http://schemas.microsoft.com/office/word/2010/wordml" xmlns:w15="http://schemas.microsoft.com/office/word/2012/wordml" xmlns:w16se="http://schemas.microsoft.com/office/word/2015/wordml/symex" mc:Ignorable="w14 w15 w16se">
+<w:styles xmlns:mc="http://schemas.openxmlformats.org/markup-compatibility/2006" xmlns:r="http://schemas.openxmlformats.org/officeDocument/2006/relationships" xmlns:w="http://schemas.openxmlformats.org/wordprocessingml/2006/main" xmlns:w14="http://schemas.microsoft.com/office/word/2010/wordml" xmlns:w15="http://schemas.microsoft.com/office/word/2012/wordml" xmlns:w16cex="http://schemas.microsoft.com/office/word/2018/wordml/cex" xmlns:w16cid="http://schemas.microsoft.com/office/word/2016/wordml/cid" xmlns:w16="http://schemas.microsoft.com/office/word/2018/wordml" xmlns:w16du="http://schemas.microsoft.com/office/word/2023/wordml/word16du" xmlns:w16sdtdh="http://schemas.microsoft.com/office/word/2020/wordml/sdtdatahash" xmlns:w16sdtfl="http://schemas.microsoft.com/office/word/2024/wordml/sdtformatlock" xmlns:w16se="http://schemas.microsoft.com/office/word/2015/wordml/symex" mc:Ignorable="w14 w15 w16se w16cid w16 w16cex w16sdtdh w16sdtfl w16du">
   <w:docDefaults>
     <w:rPrDefault>
       <w:rPr>
@@ -3909,7 +3824,7 @@
       </w:pPr>
     </w:pPrDefault>
   </w:docDefaults>
-  <w:latentStyles w:defLockedState="0" w:defUIPriority="99" w:defSemiHidden="0" w:defUnhideWhenUsed="0" w:defQFormat="0" w:count="371">
+  <w:latentStyles w:defLockedState="0" w:defUIPriority="99" w:defSemiHidden="0" w:defUnhideWhenUsed="0" w:defQFormat="0" w:count="376">
     <w:lsdException w:name="Normal" w:uiPriority="0" w:qFormat="1"/>
     <w:lsdException w:name="heading 1" w:uiPriority="9" w:qFormat="1"/>
     <w:lsdException w:name="heading 2" w:semiHidden="1" w:uiPriority="9" w:unhideWhenUsed="1" w:qFormat="1"/>
@@ -4281,6 +4196,11 @@
     <w:lsdException w:name="List Table 5 Dark Accent 6" w:uiPriority="50"/>
     <w:lsdException w:name="List Table 6 Colorful Accent 6" w:uiPriority="51"/>
     <w:lsdException w:name="List Table 7 Colorful Accent 6" w:uiPriority="52"/>
+    <w:lsdException w:name="Mention" w:semiHidden="1" w:unhideWhenUsed="1"/>
+    <w:lsdException w:name="Smart Hyperlink" w:semiHidden="1" w:unhideWhenUsed="1"/>
+    <w:lsdException w:name="Hashtag" w:semiHidden="1" w:unhideWhenUsed="1"/>
+    <w:lsdException w:name="Unresolved Mention" w:semiHidden="1" w:unhideWhenUsed="1"/>
+    <w:lsdException w:name="Smart Link" w:semiHidden="1" w:unhideWhenUsed="1"/>
   </w:latentStyles>
   <w:style w:type="paragraph" w:default="1" w:styleId="a">
     <w:name w:val="Normal"/>
